--- a/public/downloads/przykladowa-praca-magisterska-ochrona-srodowiska.docx
+++ b/public/downloads/przykladowa-praca-magisterska-ochrona-srodowiska.docx
@@ -117,7 +117,7 @@
         <w:t xml:space="preserve">: sieć punktów poboru → pobór prób według norm → oznaczenia fizykochemiczne → odniesienie do wartości granicznych klas jakości → interpretacja przestrzenna i sezonowa. Niebieskie adnotacje — usuń w swojej pracy. Wyniki liczbowe są przykładowe. Pełne poradniki: praca-magisterska.pl/poradniki/</w:t>
       </w:r>
     </w:p>
-    <w:bookmarkStart w:id="20" w:name="streszczenie"/>
+    <w:bookmarkStart w:id="9" w:name="_streszczenie"/>
     <w:p>
       <w:pPr>
         <w:pStyle w:val="Heading1"/>
@@ -160,8 +160,8 @@
         <w:t xml:space="preserve">[Streszczenie pracy pomiarowej: cel, układ badań (ile punktów, jaka częstotliwość, jaki okres), zakres oznaczeń, układ odniesienia (klasy jakości) i główny wynik z lokalizacją. Cykl roczny i sieć punktów to sygnatura porządnego warsztatu środowiskowego.]</w:t>
       </w:r>
     </w:p>
-    <w:bookmarkEnd w:id="20"/>
-    <w:bookmarkStart w:id="21" w:name="spis-treści"/>
+    <w:bookmarkEnd w:id="9"/>
+    <w:bookmarkStart w:id="10" w:name="_68349d0c7d64ae346c98bcec9a8185b5790f4f0"/>
     <w:p>
       <w:pPr>
         <w:pStyle w:val="Heading1"/>
@@ -399,8 +399,8 @@
         <w:t xml:space="preserve"> </w:t>
       </w:r>
     </w:p>
-    <w:bookmarkEnd w:id="21"/>
-    <w:bookmarkStart w:id="25" w:name="materiał-i-metody"/>
+    <w:bookmarkEnd w:id="10"/>
+    <w:bookmarkStart w:id="14" w:name="_12838ab3d7c7d85dd9844173731dab5952cc391"/>
     <w:p>
       <w:pPr>
         <w:pStyle w:val="Heading1"/>
@@ -409,7 +409,7 @@
         <w:t xml:space="preserve">3. Materiał i metody</w:t>
       </w:r>
     </w:p>
-    <w:bookmarkStart w:id="22" w:name="Xbff88e5b4c8a6023f58434d36c9ac37b6cf5a64"/>
+    <w:bookmarkStart w:id="11" w:name="_bff88e5b4c8a6023f58434d36c9ac37b6cf5a64"/>
     <w:p>
       <w:pPr>
         <w:pStyle w:val="Heading2"/>
@@ -434,8 +434,8 @@
         <w:t xml:space="preserve">[Dobór punktów NIE jest przypadkowy — każdy ma funkcję w układzie „odniesienie → presja → skutek”. Uzasadnij lokalizację względem źródeł presji i dołącz mapę ze współrzędnymi. To środowiskowy odpowiednik doboru próby.]</w:t>
       </w:r>
     </w:p>
-    <w:bookmarkEnd w:id="22"/>
-    <w:bookmarkStart w:id="23" w:name="pobór-prób-i-pomiary-terenowe"/>
+    <w:bookmarkEnd w:id="11"/>
+    <w:bookmarkStart w:id="12" w:name="_59a9415f059db36cdc578896a0cc081a0b1de85"/>
     <w:p>
       <w:pPr>
         <w:pStyle w:val="Heading2"/>
@@ -460,8 +460,8 @@
         <w:t xml:space="preserve">[Trzy elementy wiarygodności pomiarowej: procedura poboru z powołaniem norm, kalibracja sprzętu przed serią, reżim transportu i czasu analizy. Recenzent-przyrodnik pyta o nie w pierwszej kolejności.]</w:t>
       </w:r>
     </w:p>
-    <w:bookmarkEnd w:id="23"/>
-    <w:bookmarkStart w:id="24" w:name="oznaczenia-laboratoryjne"/>
+    <w:bookmarkEnd w:id="12"/>
+    <w:bookmarkStart w:id="13" w:name="_8b7ce53b3eeb0265a0bb7fc78921411b73b466a"/>
     <w:p>
       <w:pPr>
         <w:pStyle w:val="Heading2"/>
@@ -478,9 +478,9 @@
         <w:t xml:space="preserve">W laboratorium oznaczano: pięciodobowe biochemiczne zapotrzebowanie na tlen (BZT5) metodą rozcieńczeń, azot azotanowy metodą spektrofotometryczną oraz fosfor fosforanowy metodą molibdenianową, według procedur stosowanych w laboratorium uczelnianym opartych na odpowiednich normach oznaczeń. Dla 10% prób wykonywano oznaczenia w duplikacie; względna różnica między duplikatami nie przekraczała 8%.</w:t>
       </w:r>
     </w:p>
-    <w:bookmarkEnd w:id="24"/>
-    <w:bookmarkEnd w:id="25"/>
-    <w:bookmarkStart w:id="28" w:name="wyniki-i-dyskusja"/>
+    <w:bookmarkEnd w:id="13"/>
+    <w:bookmarkEnd w:id="14"/>
+    <w:bookmarkStart w:id="17" w:name="_17368a61fde237dea5e78c3929103f2eae3d211"/>
     <w:p>
       <w:pPr>
         <w:pStyle w:val="Heading1"/>
@@ -489,7 +489,7 @@
         <w:t xml:space="preserve">4. Wyniki i dyskusja</w:t>
       </w:r>
     </w:p>
-    <w:bookmarkStart w:id="26" w:name="X59371c8dcf93a2e5b050bbee656956a5da0de4a"/>
+    <w:bookmarkStart w:id="15" w:name="_59371c8dcf93a2e5b050bbee656956a5da0de4a"/>
     <w:p>
       <w:pPr>
         <w:pStyle w:val="Heading2"/>
@@ -816,8 +816,8 @@
         <w:t xml:space="preserve">[Tabela gradientu przestrzennego + odniesienie każdej wartości do klas jakości. W pełnej pracy: wykresy przebiegów miesięcznych per punkt (zmienność sezonowa!) i zestawienie z przepływami — stężenia interpretuje się łącznie z warunkami hydrologicznymi.]</w:t>
       </w:r>
     </w:p>
-    <w:bookmarkEnd w:id="26"/>
-    <w:bookmarkStart w:id="27" w:name="Xcd8a07a15578d8aad3bd693ebf99dbf2446d9ee"/>
+    <w:bookmarkEnd w:id="15"/>
+    <w:bookmarkStart w:id="16" w:name="_cd8a07a15578d8aad3bd693ebf99dbf2446d9ee"/>
     <w:p>
       <w:pPr>
         <w:pStyle w:val="Heading2"/>
@@ -834,9 +834,9 @@
         <w:t xml:space="preserve">Najwyższe stężenia wskaźników biogennych w punkcie P3 notowano w miesiącach letnich przy niskich stanach wody, gdy udział ścieków oczyszczonych w przepływie rzeki był największy; epizody wysokich stężeń azotanów w punktach P1–P2 wiązały się natomiast ze spływami wiosennymi z terenów rolniczych górnej zlewni. Rozdzielenie tych dwóch sygnałów — stałego komunalnego i epizodycznego rolniczego — było możliwe dzięki miesięcznej częstotliwości poboru w pełnym cyklu rocznym.</w:t>
       </w:r>
     </w:p>
-    <w:bookmarkEnd w:id="27"/>
-    <w:bookmarkEnd w:id="28"/>
-    <w:bookmarkStart w:id="29" w:name="wnioski"/>
+    <w:bookmarkEnd w:id="16"/>
+    <w:bookmarkEnd w:id="17"/>
+    <w:bookmarkStart w:id="18" w:name="_wnioski"/>
     <w:p>
       <w:pPr>
         <w:pStyle w:val="Heading1"/>
@@ -893,8 +893,8 @@
         <w:t xml:space="preserve">Dla gminy zasadne jest objęcie punktu P3 lokalnym monitoringiem uzupełniającym oraz weryfikacja pracy oczyszczalni w okresach niskich przepływów.</w:t>
       </w:r>
     </w:p>
-    <w:bookmarkEnd w:id="29"/>
-    <w:bookmarkStart w:id="33" w:name="bibliografia"/>
+    <w:bookmarkEnd w:id="18"/>
+    <w:bookmarkStart w:id="23" w:name="_bibliografia"/>
     <w:p>
       <w:pPr>
         <w:pStyle w:val="Heading1"/>
@@ -1004,7 +1004,7 @@
     </w:p>
     <w:p>
       <w:pPr>
-        <w:pStyle w:val="BodyText"/>
+        <w:pStyle w:val="FirstParagraph"/>
       </w:pPr>
       <w:r>
         <w:t xml:space="preserve">Wzór przygotowała redakcja serwisu</w:t>
@@ -1032,7 +1032,7 @@
           <w:b/>
           <w:bCs/>
         </w:rPr>
-        <w:t xml:space="preserve">Smart-Edu.ai — pierwsza wersja pracy w kilka godzin, nie w kilka miesięcy</w:t>
+        <w:t xml:space="preserve">„Jak napisać pracę magisterską z ochrony środowiska” — przewodnik do tego wzoru</w:t>
       </w:r>
     </w:p>
     <w:p>
@@ -1040,21 +1040,21 @@
         <w:pStyle w:val="Note"/>
       </w:pPr>
       <w:r>
-        <w:t xml:space="preserve">Podajesz temat, kierunek studiów i wytyczne promotora, a sztuczna inteligencja generuje unikalny, gotowy do edycji tekst: z poprawną strukturą rozdziałów, przypisami i bibliografią. Rejestracja jest darmowa, płacisz wyłącznie za wygenerowany tekst.</w:t>
+        <w:t xml:space="preserve">Wzór pokazuje układ pracy. Przewodnik pokazuje, jak wypełnić każdy rozdział treścią: dobór metody i narzędzi, analiza wyników, typowe uwagi recenzentów. PDF + EPUB, 49 zł, dostęp od razu po płatności.</w:t>
       </w:r>
     </w:p>
     <w:p>
       <w:pPr>
         <w:pStyle w:val="Note"/>
       </w:pPr>
-      <w:hyperlink r:id="rId30">
+      <w:hyperlink r:id="rId19">
         <w:r>
           <w:rPr>
             <w:rStyle w:val="Hyperlink"/>
             <w:b/>
             <w:bCs/>
           </w:rPr>
-          <w:t xml:space="preserve">www.smart-edu.ai/pl/masters-thesis</w:t>
+          <w:t xml:space="preserve">praca-magisterska.pl/sklep/jak-napisac-prace-magisterska-z-ochrony-srodowiska/</w:t>
         </w:r>
       </w:hyperlink>
     </w:p>
@@ -1063,35 +1063,50 @@
         <w:pStyle w:val="BodyText"/>
       </w:pPr>
       <w:r>
-        <w:t xml:space="preserve">Wolisz napisać pracę w pełni samodzielnie? Pomoże Ci ebook</w:t>
+        <w:t xml:space="preserve">Chcesz zobaczyć kompletną pracę z przypisami i bibliografią? Zajrzyj do</w:t>
       </w:r>
       <w:r>
         <w:t xml:space="preserve"> </w:t>
       </w:r>
-      <w:r>
-        <w:rPr>
-          <w:b/>
-          <w:bCs/>
-        </w:rPr>
-        <w:t xml:space="preserve">„Jak napisać pracę magisterską. Kompletny przewodnik od A do Z”</w:t>
-      </w:r>
-      <w:r>
-        <w:t xml:space="preserve"> </w:t>
-      </w:r>
-      <w:r>
-        <w:t xml:space="preserve">— 250 stron praktycznych wskazówek, szablonów i checklist, z rozdziałem o etycznym korzystaniu z AI:</w:t>
-      </w:r>
-      <w:r>
-        <w:t xml:space="preserve"> </w:t>
-      </w:r>
-      <w:hyperlink r:id="rId31">
+      <w:hyperlink r:id="rId20">
         <w:r>
           <w:rPr>
             <w:rStyle w:val="Hyperlink"/>
           </w:rPr>
-          <w:t xml:space="preserve">www.praca-magisterska.pl/sklep/praca-magisterska-ebook/</w:t>
+          <w:t xml:space="preserve">katalogu gotowych prac wzorcowych</w:t>
         </w:r>
       </w:hyperlink>
+      <w:r>
+        <w:t xml:space="preserve"> </w:t>
+      </w:r>
+      <w:r>
+        <w:t xml:space="preserve">(59 zł za pracę).</w:t>
+      </w:r>
+    </w:p>
+    <w:p>
+      <w:pPr>
+        <w:pStyle w:val="BodyText"/>
+      </w:pPr>
+      <w:r>
+        <w:t xml:space="preserve">Generator</w:t>
+      </w:r>
+      <w:r>
+        <w:t xml:space="preserve"> </w:t>
+      </w:r>
+      <w:hyperlink r:id="rId21">
+        <w:r>
+          <w:rPr>
+            <w:rStyle w:val="Hyperlink"/>
+          </w:rPr>
+          <w:t xml:space="preserve">Smart-Edu.ai</w:t>
+        </w:r>
+      </w:hyperlink>
+      <w:r>
+        <w:t xml:space="preserve"> </w:t>
+      </w:r>
+      <w:r>
+        <w:t xml:space="preserve">przygotuje pierwszą wersję tekstu z pomocą sztucznej inteligencji, jeśli wolisz zacząć od szkicu.</w:t>
+      </w:r>
     </w:p>
     <w:p>
       <w:pPr>
@@ -1107,7 +1122,7 @@
       <w:r>
         <w:t xml:space="preserve"> </w:t>
       </w:r>
-      <w:hyperlink r:id="rId32">
+      <w:hyperlink r:id="rId22">
         <w:r>
           <w:rPr>
             <w:rStyle w:val="Hyperlink"/>
@@ -1118,7 +1133,7 @@
         </w:r>
       </w:hyperlink>
     </w:p>
-    <w:bookmarkEnd w:id="33"/>
+    <w:bookmarkEnd w:id="23"/>
     <w:sectPr/>
   </w:body>
 </w:document>
